--- a/backend-exhibits/OneDrive to OneDrive Advanced Plan - Advanced Include.docx
+++ b/backend-exhibits/OneDrive to OneDrive Advanced Plan - Advanced Include.docx
@@ -49,7 +49,7 @@
             </w:pPr>
             <w:r>
               <w:rPr>
-                <w:rFonts w:ascii="Arial" w:eastAsia="Arial" w:hAnsi="Arial" w:cs="Arial"/>
+                <w:rFonts w:ascii="Arial" w:hAnsi="Arial" w:cs="Arial" w:eastAsia="Arial"/>
                 <w:b/>
                 <w:sz w:val="21"/>
               </w:rPr>
@@ -79,9 +79,9 @@
             </w:pPr>
             <w:r>
               <w:rPr>
-                <w:rFonts w:ascii="Arial" w:eastAsia="Arial" w:hAnsi="Arial" w:cs="Arial"/>
+                <w:rFonts w:ascii="Arial" w:hAnsi="Arial" w:cs="Arial" w:eastAsia="Arial"/>
                 <w:b/>
-                <w:sz w:val="19"/>
+                <w:sz w:val="21"/>
               </w:rPr>
               <w:t>Preserving File/Folder structure</w:t>
             </w:r>
@@ -105,16 +105,16 @@
             <w:proofErr w:type="spellStart"/>
             <w:r>
               <w:rPr>
-                <w:rFonts w:ascii="Arial" w:eastAsia="Arial" w:hAnsi="Arial" w:cs="Arial"/>
-                <w:sz w:val="19"/>
+                <w:rFonts w:ascii="Arial" w:hAnsi="Arial" w:cs="Arial" w:eastAsia="Arial"/>
+                <w:sz w:val="21"/>
               </w:rPr>
               <w:t>CloudFuze</w:t>
             </w:r>
             <w:proofErr w:type="spellEnd"/>
             <w:r>
               <w:rPr>
-                <w:rFonts w:ascii="Arial" w:eastAsia="Arial" w:hAnsi="Arial" w:cs="Arial"/>
-                <w:sz w:val="19"/>
+                <w:rFonts w:ascii="Arial" w:hAnsi="Arial" w:cs="Arial" w:eastAsia="Arial"/>
+                <w:sz w:val="21"/>
               </w:rPr>
               <w:t xml:space="preserve"> ensures the seamless migration of the data from the source cloud to destination, preserving the accuracy and integrity of the data structure.</w:t>
             </w:r>
@@ -142,9 +142,9 @@
             </w:pPr>
             <w:r>
               <w:rPr>
-                <w:rFonts w:ascii="Arial" w:eastAsia="Arial" w:hAnsi="Arial" w:cs="Arial"/>
+                <w:rFonts w:ascii="Arial" w:hAnsi="Arial" w:cs="Arial" w:eastAsia="Arial"/>
                 <w:b/>
-                <w:sz w:val="19"/>
+                <w:sz w:val="21"/>
               </w:rPr>
               <w:t>Onetime</w:t>
             </w:r>
@@ -166,8 +166,8 @@
             </w:pPr>
             <w:r>
               <w:rPr>
-                <w:rFonts w:ascii="Arial" w:eastAsia="Arial" w:hAnsi="Arial" w:cs="Arial"/>
-                <w:sz w:val="19"/>
+                <w:rFonts w:ascii="Arial" w:hAnsi="Arial" w:cs="Arial" w:eastAsia="Arial"/>
+                <w:sz w:val="21"/>
               </w:rPr>
               <w:t>The initial data migration from source to destination is considered as One-time migration.</w:t>
             </w:r>
@@ -195,9 +195,9 @@
             </w:pPr>
             <w:r>
               <w:rPr>
-                <w:rFonts w:ascii="Arial" w:eastAsia="Arial" w:hAnsi="Arial" w:cs="Arial"/>
+                <w:rFonts w:ascii="Arial" w:hAnsi="Arial" w:cs="Arial" w:eastAsia="Arial"/>
                 <w:b/>
-                <w:sz w:val="19"/>
+                <w:sz w:val="21"/>
               </w:rPr>
               <w:t>Delta</w:t>
             </w:r>
@@ -219,8 +219,8 @@
             </w:pPr>
             <w:r>
               <w:rPr>
-                <w:rFonts w:ascii="Arial" w:eastAsia="Arial" w:hAnsi="Arial" w:cs="Arial"/>
-                <w:sz w:val="19"/>
+                <w:rFonts w:ascii="Arial" w:hAnsi="Arial" w:cs="Arial" w:eastAsia="Arial"/>
+                <w:sz w:val="21"/>
               </w:rPr>
               <w:t>Migration of incremental changes made in source during the onetime migration.</w:t>
             </w:r>
@@ -249,9 +249,9 @@
             </w:pPr>
             <w:r>
               <w:rPr>
-                <w:rFonts w:ascii="Arial" w:eastAsia="Arial" w:hAnsi="Arial" w:cs="Arial"/>
+                <w:rFonts w:ascii="Arial" w:hAnsi="Arial" w:cs="Arial" w:eastAsia="Arial"/>
                 <w:b/>
-                <w:sz w:val="19"/>
+                <w:sz w:val="21"/>
               </w:rPr>
               <w:t>Root Folder Permissions</w:t>
             </w:r>
@@ -275,16 +275,16 @@
             <w:proofErr w:type="spellStart"/>
             <w:r>
               <w:rPr>
-                <w:rFonts w:ascii="Arial" w:eastAsia="Arial" w:hAnsi="Arial" w:cs="Arial"/>
-                <w:sz w:val="19"/>
+                <w:rFonts w:ascii="Arial" w:hAnsi="Arial" w:cs="Arial" w:eastAsia="Arial"/>
+                <w:sz w:val="21"/>
               </w:rPr>
               <w:t>CloudFuze</w:t>
             </w:r>
             <w:proofErr w:type="spellEnd"/>
             <w:r>
               <w:rPr>
-                <w:rFonts w:ascii="Arial" w:eastAsia="Arial" w:hAnsi="Arial" w:cs="Arial"/>
-                <w:sz w:val="19"/>
+                <w:rFonts w:ascii="Arial" w:hAnsi="Arial" w:cs="Arial" w:eastAsia="Arial"/>
+                <w:sz w:val="21"/>
               </w:rPr>
               <w:t xml:space="preserve"> preserves all root folder permissions along with access levels.</w:t>
             </w:r>
@@ -312,9 +312,9 @@
             </w:pPr>
             <w:r>
               <w:rPr>
-                <w:rFonts w:ascii="Arial" w:eastAsia="Arial" w:hAnsi="Arial" w:cs="Arial"/>
+                <w:rFonts w:ascii="Arial" w:hAnsi="Arial" w:cs="Arial" w:eastAsia="Arial"/>
                 <w:b/>
-                <w:sz w:val="19"/>
+                <w:sz w:val="21"/>
               </w:rPr>
               <w:t>Root File Permissions</w:t>
             </w:r>
@@ -337,16 +337,16 @@
             <w:proofErr w:type="spellStart"/>
             <w:r>
               <w:rPr>
-                <w:rFonts w:ascii="Arial" w:eastAsia="Arial" w:hAnsi="Arial" w:cs="Arial"/>
-                <w:sz w:val="19"/>
+                <w:rFonts w:ascii="Arial" w:hAnsi="Arial" w:cs="Arial" w:eastAsia="Arial"/>
+                <w:sz w:val="21"/>
               </w:rPr>
               <w:t>CloudFuze</w:t>
             </w:r>
             <w:proofErr w:type="spellEnd"/>
             <w:r>
               <w:rPr>
-                <w:rFonts w:ascii="Arial" w:eastAsia="Arial" w:hAnsi="Arial" w:cs="Arial"/>
-                <w:sz w:val="19"/>
+                <w:rFonts w:ascii="Arial" w:hAnsi="Arial" w:cs="Arial" w:eastAsia="Arial"/>
+                <w:sz w:val="21"/>
               </w:rPr>
               <w:t xml:space="preserve"> preserves all Root file permissions along with access levels.</w:t>
             </w:r>
@@ -374,9 +374,9 @@
             </w:pPr>
             <w:r>
               <w:rPr>
-                <w:rFonts w:ascii="Arial" w:eastAsia="Arial" w:hAnsi="Arial" w:cs="Arial"/>
+                <w:rFonts w:ascii="Arial" w:hAnsi="Arial" w:cs="Arial" w:eastAsia="Arial"/>
                 <w:b/>
-                <w:sz w:val="19"/>
+                <w:sz w:val="21"/>
               </w:rPr>
               <w:t>Sub-folder permissions</w:t>
             </w:r>
@@ -399,16 +399,16 @@
             <w:proofErr w:type="spellStart"/>
             <w:r>
               <w:rPr>
-                <w:rFonts w:ascii="Arial" w:eastAsia="Arial" w:hAnsi="Arial" w:cs="Arial"/>
-                <w:sz w:val="19"/>
+                <w:rFonts w:ascii="Arial" w:hAnsi="Arial" w:cs="Arial" w:eastAsia="Arial"/>
+                <w:sz w:val="21"/>
               </w:rPr>
               <w:t>CloudFuze</w:t>
             </w:r>
             <w:proofErr w:type="spellEnd"/>
             <w:r>
               <w:rPr>
-                <w:rFonts w:ascii="Arial" w:eastAsia="Arial" w:hAnsi="Arial" w:cs="Arial"/>
-                <w:sz w:val="19"/>
+                <w:rFonts w:ascii="Arial" w:hAnsi="Arial" w:cs="Arial" w:eastAsia="Arial"/>
+                <w:sz w:val="21"/>
               </w:rPr>
               <w:t xml:space="preserve"> preserves all subfolder permissions along with access levels.</w:t>
             </w:r>
@@ -436,9 +436,9 @@
             </w:pPr>
             <w:r>
               <w:rPr>
-                <w:rFonts w:ascii="Arial" w:eastAsia="Arial" w:hAnsi="Arial" w:cs="Arial"/>
+                <w:rFonts w:ascii="Arial" w:hAnsi="Arial" w:cs="Arial" w:eastAsia="Arial"/>
                 <w:b/>
-                <w:sz w:val="19"/>
+                <w:sz w:val="21"/>
               </w:rPr>
               <w:t>Inner file permissions</w:t>
             </w:r>
@@ -461,16 +461,16 @@
             <w:proofErr w:type="spellStart"/>
             <w:r>
               <w:rPr>
-                <w:rFonts w:ascii="Arial" w:eastAsia="Arial" w:hAnsi="Arial" w:cs="Arial"/>
-                <w:sz w:val="19"/>
+                <w:rFonts w:ascii="Arial" w:hAnsi="Arial" w:cs="Arial" w:eastAsia="Arial"/>
+                <w:sz w:val="21"/>
               </w:rPr>
               <w:t>CloudFuze</w:t>
             </w:r>
             <w:proofErr w:type="spellEnd"/>
             <w:r>
               <w:rPr>
-                <w:rFonts w:ascii="Arial" w:eastAsia="Arial" w:hAnsi="Arial" w:cs="Arial"/>
-                <w:sz w:val="19"/>
+                <w:rFonts w:ascii="Arial" w:hAnsi="Arial" w:cs="Arial" w:eastAsia="Arial"/>
+                <w:sz w:val="21"/>
               </w:rPr>
               <w:t xml:space="preserve"> preserves all inner file permissions along with access levels.</w:t>
             </w:r>
@@ -498,9 +498,9 @@
             </w:pPr>
             <w:r>
               <w:rPr>
-                <w:rFonts w:ascii="Arial" w:eastAsia="Arial" w:hAnsi="Arial" w:cs="Arial"/>
+                <w:rFonts w:ascii="Arial" w:hAnsi="Arial" w:cs="Arial" w:eastAsia="Arial"/>
                 <w:b/>
-                <w:sz w:val="19"/>
+                <w:sz w:val="21"/>
               </w:rPr>
               <w:t>Shared links</w:t>
             </w:r>
@@ -523,16 +523,16 @@
             <w:proofErr w:type="spellStart"/>
             <w:r>
               <w:rPr>
-                <w:rFonts w:ascii="Arial" w:eastAsia="Arial" w:hAnsi="Arial" w:cs="Arial"/>
-                <w:sz w:val="19"/>
+                <w:rFonts w:ascii="Arial" w:hAnsi="Arial" w:cs="Arial" w:eastAsia="Arial"/>
+                <w:sz w:val="21"/>
               </w:rPr>
               <w:t>CloudFuze</w:t>
             </w:r>
             <w:proofErr w:type="spellEnd"/>
             <w:r>
               <w:rPr>
-                <w:rFonts w:ascii="Arial" w:eastAsia="Arial" w:hAnsi="Arial" w:cs="Arial"/>
-                <w:sz w:val="19"/>
+                <w:rFonts w:ascii="Arial" w:hAnsi="Arial" w:cs="Arial" w:eastAsia="Arial"/>
+                <w:sz w:val="21"/>
               </w:rPr>
               <w:t xml:space="preserve"> migrates all shared links from source to destination and maintains the type of links.</w:t>
             </w:r>
@@ -560,9 +560,9 @@
             </w:pPr>
             <w:r>
               <w:rPr>
-                <w:rFonts w:ascii="Arial" w:eastAsia="Arial" w:hAnsi="Arial" w:cs="Arial"/>
+                <w:rFonts w:ascii="Arial" w:hAnsi="Arial" w:cs="Arial" w:eastAsia="Arial"/>
                 <w:b/>
-                <w:sz w:val="19"/>
+                <w:sz w:val="21"/>
               </w:rPr>
               <w:t>External Shares</w:t>
             </w:r>
@@ -585,16 +585,16 @@
             <w:proofErr w:type="spellStart"/>
             <w:r>
               <w:rPr>
-                <w:rFonts w:ascii="Arial" w:eastAsia="Arial" w:hAnsi="Arial" w:cs="Arial"/>
-                <w:sz w:val="19"/>
+                <w:rFonts w:ascii="Arial" w:hAnsi="Arial" w:cs="Arial" w:eastAsia="Arial"/>
+                <w:sz w:val="21"/>
               </w:rPr>
               <w:t>CloudFuze</w:t>
             </w:r>
             <w:proofErr w:type="spellEnd"/>
             <w:r>
               <w:rPr>
-                <w:rFonts w:ascii="Arial" w:eastAsia="Arial" w:hAnsi="Arial" w:cs="Arial"/>
-                <w:sz w:val="19"/>
+                <w:rFonts w:ascii="Arial" w:hAnsi="Arial" w:cs="Arial" w:eastAsia="Arial"/>
+                <w:sz w:val="21"/>
               </w:rPr>
               <w:t xml:space="preserve"> can migrate external permissions (Files/Folders shared with people of outside organizations) of files/folders to the destination along with access levels.</w:t>
             </w:r>
@@ -622,9 +622,9 @@
             </w:pPr>
             <w:r>
               <w:rPr>
-                <w:rFonts w:ascii="Arial" w:eastAsia="Arial" w:hAnsi="Arial" w:cs="Arial"/>
+                <w:rFonts w:ascii="Arial" w:hAnsi="Arial" w:cs="Arial" w:eastAsia="Arial"/>
                 <w:b/>
-                <w:sz w:val="19"/>
+                <w:sz w:val="21"/>
               </w:rPr>
               <w:t>Metadata</w:t>
             </w:r>
@@ -646,8 +646,8 @@
             </w:pPr>
             <w:r>
               <w:rPr>
-                <w:rFonts w:ascii="Arial" w:eastAsia="Arial" w:hAnsi="Arial" w:cs="Arial"/>
-                <w:sz w:val="19"/>
+                <w:rFonts w:ascii="Arial" w:hAnsi="Arial" w:cs="Arial" w:eastAsia="Arial"/>
+                <w:sz w:val="21"/>
               </w:rPr>
               <w:t>Maintaining the original timestamps, including creation and modification dates and times, when transferring data to the destination cloud.</w:t>
             </w:r>
@@ -675,9 +675,9 @@
             </w:pPr>
             <w:r>
               <w:rPr>
-                <w:rFonts w:ascii="Arial" w:eastAsia="Arial" w:hAnsi="Arial" w:cs="Arial"/>
+                <w:rFonts w:ascii="Arial" w:hAnsi="Arial" w:cs="Arial" w:eastAsia="Arial"/>
                 <w:b/>
-                <w:sz w:val="19"/>
+                <w:sz w:val="21"/>
               </w:rPr>
               <w:t>Version History</w:t>
             </w:r>
@@ -699,8 +699,8 @@
             </w:pPr>
             <w:r>
               <w:rPr>
-                <w:rFonts w:ascii="Arial" w:eastAsia="Arial" w:hAnsi="Arial" w:cs="Arial"/>
-                <w:sz w:val="19"/>
+                <w:rFonts w:ascii="Arial" w:hAnsi="Arial" w:cs="Arial" w:eastAsia="Arial"/>
+                <w:sz w:val="21"/>
               </w:rPr>
               <w:t>Migration of all file versions from source to destination.</w:t>
             </w:r>
@@ -728,9 +728,9 @@
             </w:pPr>
             <w:r>
               <w:rPr>
-                <w:rFonts w:ascii="Arial" w:eastAsia="Arial" w:hAnsi="Arial" w:cs="Arial"/>
+                <w:rFonts w:ascii="Arial" w:hAnsi="Arial" w:cs="Arial" w:eastAsia="Arial"/>
                 <w:b/>
-                <w:sz w:val="19"/>
+                <w:sz w:val="21"/>
               </w:rPr>
               <w:t>Auto-Retry</w:t>
             </w:r>
@@ -753,8 +753,8 @@
             </w:pPr>
             <w:r>
               <w:rPr>
-                <w:rFonts w:ascii="Arial" w:eastAsia="Arial" w:hAnsi="Arial" w:cs="Arial"/>
-                <w:sz w:val="19"/>
+                <w:rFonts w:ascii="Arial" w:hAnsi="Arial" w:cs="Arial" w:eastAsia="Arial"/>
+                <w:sz w:val="21"/>
               </w:rPr>
               <w:t>The system will automatically prevent the generation of email notifications for collaborations on folders/files originating from the destination cloud.</w:t>
             </w:r>
@@ -782,9 +782,9 @@
             </w:pPr>
             <w:r>
               <w:rPr>
-                <w:rFonts w:ascii="Arial" w:eastAsia="Arial" w:hAnsi="Arial" w:cs="Arial"/>
+                <w:rFonts w:ascii="Arial" w:hAnsi="Arial" w:cs="Arial" w:eastAsia="Arial"/>
                 <w:b/>
-                <w:sz w:val="19"/>
+                <w:sz w:val="21"/>
               </w:rPr>
               <w:t>Suppress email notifications</w:t>
             </w:r>
@@ -806,8 +806,8 @@
             </w:pPr>
             <w:r>
               <w:rPr>
-                <w:rFonts w:ascii="Arial" w:eastAsia="Arial" w:hAnsi="Arial" w:cs="Arial"/>
-                <w:sz w:val="19"/>
+                <w:rFonts w:ascii="Arial" w:hAnsi="Arial" w:cs="Arial" w:eastAsia="Arial"/>
+                <w:sz w:val="21"/>
               </w:rPr>
               <w:t>The system will automatically prevent the generation of email notifications for collaborations on folders/files originating from the destination cloud.</w:t>
             </w:r>
@@ -830,10 +830,10 @@
   <w:docDefaults>
     <w:rPrDefault>
       <w:rPr>
-        <w:rFonts w:asciiTheme="minorHAnsi" w:eastAsiaTheme="minorEastAsia" w:hAnsiTheme="minorHAnsi" w:cstheme="minorBidi"/>
+        <w:rFonts w:ascii="Arial" w:hAnsi="Arial" w:cs="Arial" w:eastAsia="Arial"/>
         <w:kern w:val="2"/>
-        <w:sz w:val="24"/>
-        <w:szCs w:val="24"/>
+        <w:sz w:val="21"/>
+        <w:szCs w:val="21"/>
         <w:lang w:val="en-IN" w:eastAsia="en-IN" w:bidi="ar-SA"/>
         <w14:ligatures w14:val="standardContextual"/>
       </w:rPr>
@@ -1229,9 +1229,9 @@
       <w:spacing w:line="259" w:lineRule="auto"/>
     </w:pPr>
     <w:rPr>
-      <w:rFonts w:ascii="Calibri" w:eastAsia="Calibri" w:hAnsi="Calibri" w:cs="Calibri"/>
+      <w:rFonts w:ascii="Arial" w:hAnsi="Arial" w:cs="Arial" w:eastAsia="Arial"/>
       <w:color w:val="000000"/>
-      <w:sz w:val="22"/>
+      <w:sz w:val="21"/>
     </w:rPr>
   </w:style>
   <w:style w:type="character" w:default="1" w:styleId="DefaultParagraphFont">
